--- a/metaanalysis/paper_v3_scoping/split/03_tables.docx
+++ b/metaanalysis/paper_v3_scoping/split/03_tables.docx
@@ -13640,7 +13640,7 @@
           <w:i/>
           <w:sz w:val="24"/>
         </w:rPr>
-        <w:t>GRADE Summary of Findings: Confidence in the Pooled Associations Between Big Five Personality Traits and Academic Achievement in Online Learning Environments</w:t>
+        <w:t>Completeness-of-Evidence Summary: Confidence in the Pooled Associations Between Big Five Personality Traits and Academic Achievement in Online Learning Environments</w:t>
       </w:r>
     </w:p>
     <w:tbl>
